--- a/EXPORTS/DOCX/published/niveau3/Dutch/KunsthandelVanLier.docx
+++ b/EXPORTS/DOCX/published/niveau3/Dutch/KunsthandelVanLier.docx
@@ -249,13 +249,78 @@
       </w:r>
       <w:r>
         <w:rPr>
+          <w:u w:val="single" w:color="0000ff"/>
           <w:rFonts w:ascii="Charis SIL Regular" w:hAnsi="Charis SIL Regular" w:eastAsia="Charis SIL Regular"/>
           <w:b w:val="0"/>
           <w:i w:val="0"/>
           <w:color w:val="000000"/>
           <w:sz w:val="24"/>
         </w:rPr>
-        <w:t xml:space="preserve">naar Amsterdam. </w:t>
+        <w:hyperlink r:id="rId9" w:history="1">
+          <w:r>
+            <w:rPr>
+              <w:rStyle w:val="Hyperlink"/>
+            </w:rPr>
+            <w:t xml:space="preserve">naar </w:t>
+          </w:r>
+        </w:hyperlink>
+      </w:r>
+      <w:r>
+        <w:rPr>
+          <w:u w:val="single" w:color="0000ff"/>
+          <w:rFonts w:ascii="Charis SIL Regular" w:hAnsi="Charis SIL Regular" w:eastAsia="Charis SIL Regular"/>
+          <w:b w:val="0"/>
+          <w:i w:val="0"/>
+          <w:color w:val="000000"/>
+          <w:sz w:val="24"/>
+        </w:rPr>
+        <w:t>A</w:t>
+      </w:r>
+      <w:r>
+        <w:rPr>
+          <w:u w:val="single" w:color="0000ff"/>
+          <w:rFonts w:ascii="Charis SIL Regular" w:hAnsi="Charis SIL Regular" w:eastAsia="Charis SIL Regular"/>
+          <w:b w:val="0"/>
+          <w:i w:val="0"/>
+          <w:color w:val="000000"/>
+          <w:sz w:val="24"/>
+        </w:rPr>
+        <w:hyperlink r:id="rId9" w:history="1">
+          <w:r>
+            <w:rPr>
+              <w:rStyle w:val="Hyperlink"/>
+            </w:rPr>
+            <w:t>ms</w:t>
+          </w:r>
+        </w:hyperlink>
+      </w:r>
+      <w:r>
+        <w:rPr>
+          <w:u w:val="single" w:color="0000ff"/>
+          <w:rFonts w:ascii="Charis SIL Regular" w:hAnsi="Charis SIL Regular" w:eastAsia="Charis SIL Regular"/>
+          <w:b w:val="0"/>
+          <w:i w:val="0"/>
+          <w:color w:val="000000"/>
+          <w:sz w:val="24"/>
+        </w:rPr>
+        <w:hyperlink r:id="rId9" w:history="1">
+          <w:r>
+            <w:rPr>
+              <w:rStyle w:val="Hyperlink"/>
+            </w:rPr>
+            <w:t>t</w:t>
+          </w:r>
+        </w:hyperlink>
+      </w:r>
+      <w:r>
+        <w:rPr>
+          <w:rFonts w:ascii="Charis SIL Regular" w:hAnsi="Charis SIL Regular" w:eastAsia="Charis SIL Regular"/>
+          <w:b w:val="0"/>
+          <w:i w:val="0"/>
+          <w:color w:val="000000"/>
+          <w:sz w:val="24"/>
+        </w:rPr>
+        <w:t xml:space="preserve">erdam. </w:t>
       </w:r>
       <w:r>
         <w:rPr>
@@ -465,118 +530,7 @@
           <w:color w:val="000000"/>
           <w:sz w:val="24"/>
         </w:rPr>
-        <w:t>Van Lier raakte ec</w:t>
-      </w:r>
-      <w:r>
-        <w:rPr>
-          <w:u w:val="single" w:color="0000ff"/>
-          <w:rFonts w:ascii="Charis SIL Regular" w:hAnsi="Charis SIL Regular" w:eastAsia="Charis SIL Regular"/>
-          <w:b w:val="0"/>
-          <w:i w:val="0"/>
-          <w:color w:val="000000"/>
-          <w:sz w:val="24"/>
-        </w:rPr>
-        <w:hyperlink r:id="rId11" w:history="1">
-          <w:r>
-            <w:rPr>
-              <w:rStyle w:val="Hyperlink"/>
-            </w:rPr>
-            <w:t xml:space="preserve">hter ook </w:t>
-          </w:r>
-        </w:hyperlink>
-      </w:r>
-      <w:r>
-        <w:rPr>
-          <w:u w:val="single" w:color="0000ff"/>
-          <w:rFonts w:ascii="Charis SIL Regular" w:hAnsi="Charis SIL Regular" w:eastAsia="Charis SIL Regular"/>
-          <w:b w:val="0"/>
-          <w:i w:val="0"/>
-          <w:color w:val="000000"/>
-          <w:sz w:val="24"/>
-        </w:rPr>
-        <w:hyperlink r:id="rId11" w:history="1">
-          <w:r>
-            <w:rPr>
-              <w:rStyle w:val="Hyperlink"/>
-            </w:rPr>
-            <w:t>g</w:t>
-          </w:r>
-        </w:hyperlink>
-      </w:r>
-      <w:r>
-        <w:rPr>
-          <w:u w:val="single" w:color="0000ff"/>
-          <w:rFonts w:ascii="Charis SIL Regular" w:hAnsi="Charis SIL Regular" w:eastAsia="Charis SIL Regular"/>
-          <w:b w:val="0"/>
-          <w:i w:val="0"/>
-          <w:color w:val="000000"/>
-          <w:sz w:val="24"/>
-        </w:rPr>
-        <w:hyperlink r:id="rId11" w:history="1">
-          <w:r>
-            <w:rPr>
-              <w:rStyle w:val="Hyperlink"/>
-            </w:rPr>
-            <w:t>eïnt</w:t>
-          </w:r>
-        </w:hyperlink>
-      </w:r>
-      <w:r>
-        <w:rPr>
-          <w:u w:val="single" w:color="0000ff"/>
-          <w:rFonts w:ascii="Charis SIL Regular" w:hAnsi="Charis SIL Regular" w:eastAsia="Charis SIL Regular"/>
-          <w:b w:val="0"/>
-          <w:i w:val="0"/>
-          <w:color w:val="000000"/>
-          <w:sz w:val="24"/>
-        </w:rPr>
-        <w:hyperlink r:id="rId11" w:history="1">
-          <w:r>
-            <w:rPr>
-              <w:rStyle w:val="Hyperlink"/>
-            </w:rPr>
-            <w:t>e</w:t>
-          </w:r>
-        </w:hyperlink>
-      </w:r>
-      <w:r>
-        <w:rPr>
-          <w:u w:val="single" w:color="0000ff"/>
-          <w:rFonts w:ascii="Charis SIL Regular" w:hAnsi="Charis SIL Regular" w:eastAsia="Charis SIL Regular"/>
-          <w:b w:val="0"/>
-          <w:i w:val="0"/>
-          <w:color w:val="000000"/>
-          <w:sz w:val="24"/>
-        </w:rPr>
-        <w:hyperlink r:id="rId11" w:history="1">
-          <w:r>
-            <w:rPr>
-              <w:rStyle w:val="Hyperlink"/>
-            </w:rPr>
-            <w:t>res</w:t>
-          </w:r>
-        </w:hyperlink>
-      </w:r>
-      <w:r>
-        <w:rPr>
-          <w:u w:val="single" w:color="0000ff"/>
-          <w:rFonts w:ascii="Charis SIL Regular" w:hAnsi="Charis SIL Regular" w:eastAsia="Charis SIL Regular"/>
-          <w:b w:val="0"/>
-          <w:i w:val="0"/>
-          <w:color w:val="000000"/>
-          <w:sz w:val="24"/>
-        </w:rPr>
-        <w:t>s</w:t>
-      </w:r>
-      <w:r>
-        <w:rPr>
-          <w:rFonts w:ascii="Charis SIL Regular" w:hAnsi="Charis SIL Regular" w:eastAsia="Charis SIL Regular"/>
-          <w:b w:val="0"/>
-          <w:i w:val="0"/>
-          <w:color w:val="000000"/>
-          <w:sz w:val="24"/>
-        </w:rPr>
-        <w:t xml:space="preserve">eerd in </w:t>
+        <w:t xml:space="preserve">Van Lier raakte echter ook geïnteresseerd in </w:t>
       </w:r>
       <w:r>
         <w:rPr>
@@ -634,7 +588,7 @@
           <w:sz w:val="24"/>
           <w:u w:val="single"/>
         </w:rPr>
-        <w:hyperlink r:id="rId12" w:history="1">
+        <w:hyperlink r:id="rId13" w:history="1">
           <w:r>
             <w:rPr>
               <w:rStyle w:val="Hyperlink"/>
@@ -645,7 +599,6 @@
       </w:r>
       <w:r>
         <w:rPr>
-          <w:u w:val="single" w:color="0000ff"/>
           <w:rFonts w:ascii="Charis SIL Regular" w:hAnsi="Charis SIL Regular" w:eastAsia="Charis SIL Regular"/>
           <w:b w:val="0"/>
           <w:i w:val="0"/>
@@ -663,7 +616,7 @@
           <w:sz w:val="24"/>
           <w:u w:val="single"/>
         </w:rPr>
-        <w:hyperlink r:id="rId12" w:history="1">
+        <w:hyperlink r:id="rId14" w:history="1">
           <w:r>
             <w:rPr>
               <w:rStyle w:val="Hyperlink"/>
@@ -681,7 +634,7 @@
           <w:sz w:val="24"/>
           <w:u w:val="single"/>
         </w:rPr>
-        <w:hyperlink r:id="rId12" w:history="1">
+        <w:hyperlink r:id="rId14" w:history="1">
           <w:r>
             <w:rPr>
               <w:rStyle w:val="Hyperlink"/>
@@ -699,7 +652,7 @@
           <w:sz w:val="24"/>
           <w:u w:val="single"/>
         </w:rPr>
-        <w:hyperlink r:id="rId12" w:history="1">
+        <w:hyperlink r:id="rId14" w:history="1">
           <w:r>
             <w:rPr>
               <w:rStyle w:val="Hyperlink"/>
@@ -825,9 +778,8 @@
           <w:i w:val="0"/>
           <w:color w:val="0000FF"/>
           <w:sz w:val="24"/>
-          <w:u w:val="single"/>
-        </w:rPr>
-        <w:hyperlink r:id="rId14" w:history="1">
+        </w:rPr>
+        <w:hyperlink r:id="rId15" w:history="1">
           <w:r>
             <w:rPr>
               <w:rStyle w:val="Hyperlink"/>
@@ -845,7 +797,7 @@
           <w:sz w:val="24"/>
           <w:u w:val="single"/>
         </w:rPr>
-        <w:hyperlink r:id="rId15" w:history="1">
+        <w:hyperlink r:id="rId14" w:history="1">
           <w:r>
             <w:rPr>
               <w:rStyle w:val="Hyperlink"/>
@@ -874,7 +826,7 @@
           <w:sz w:val="24"/>
           <w:u w:val="single"/>
         </w:rPr>
-        <w:hyperlink r:id="rId15" w:history="1">
+        <w:hyperlink r:id="rId14" w:history="1">
           <w:r>
             <w:rPr>
               <w:rStyle w:val="Hyperlink"/>
@@ -892,7 +844,7 @@
           <w:sz w:val="24"/>
           <w:u w:val="single"/>
         </w:rPr>
-        <w:hyperlink r:id="rId14" w:history="1">
+        <w:hyperlink r:id="rId15" w:history="1">
           <w:r>
             <w:rPr>
               <w:rStyle w:val="Hyperlink"/>
@@ -920,7 +872,7 @@
           <w:color w:val="000000"/>
           <w:sz w:val="24"/>
         </w:rPr>
-        <w:hyperlink r:id="rId14" w:history="1">
+        <w:hyperlink r:id="rId15" w:history="1">
           <w:r>
             <w:rPr>
               <w:rStyle w:val="Hyperlink"/>
@@ -938,7 +890,7 @@
           <w:sz w:val="24"/>
           <w:u w:val="single"/>
         </w:rPr>
-        <w:hyperlink r:id="rId14" w:history="1">
+        <w:hyperlink r:id="rId15" w:history="1">
           <w:r>
             <w:rPr>
               <w:rStyle w:val="Hyperlink"/>
@@ -956,7 +908,7 @@
           <w:sz w:val="24"/>
           <w:u w:val="single"/>
         </w:rPr>
-        <w:hyperlink r:id="rId14" w:history="1">
+        <w:hyperlink r:id="rId15" w:history="1">
           <w:r>
             <w:rPr>
               <w:rStyle w:val="Hyperlink"/>
@@ -974,7 +926,7 @@
           <w:sz w:val="24"/>
           <w:u w:val="single"/>
         </w:rPr>
-        <w:hyperlink r:id="rId14" w:history="1">
+        <w:hyperlink r:id="rId15" w:history="1">
           <w:r>
             <w:rPr>
               <w:rStyle w:val="Hyperlink"/>
@@ -1003,7 +955,7 @@
           <w:sz w:val="24"/>
           <w:u w:val="single"/>
         </w:rPr>
-        <w:hyperlink r:id="rId14" w:history="1">
+        <w:hyperlink r:id="rId15" w:history="1">
           <w:r>
             <w:rPr>
               <w:rStyle w:val="Hyperlink"/>
@@ -1094,7 +1046,7 @@
             <w:rPr>
               <w:rStyle w:val="Hyperlink"/>
             </w:rPr>
-            <w:t>etnografisch</w:t>
+            <w:t>etnografisc</w:t>
           </w:r>
         </w:hyperlink>
       </w:r>
@@ -1105,36 +1057,13 @@
           <w:i w:val="0"/>
           <w:color w:val="0000FF"/>
           <w:sz w:val="24"/>
-          <w:u w:val="single"/>
-        </w:rPr>
-        <w:t>e</w:t>
-      </w:r>
-      <w:r>
-        <w:rPr>
-          <w:rFonts w:ascii="Charis SIL Regular" w:hAnsi="Charis SIL Regular" w:eastAsia="Charis SIL Regular"/>
-          <w:b w:val="0"/>
-          <w:i w:val="0"/>
-          <w:color w:val="0000FF"/>
-          <w:sz w:val="24"/>
-          <w:u w:val="single"/>
-        </w:rPr>
-        <w:t xml:space="preserve"> </w:t>
-      </w:r>
-      <w:r>
-        <w:rPr>
-          <w:rFonts w:ascii="Charis SIL Regular" w:hAnsi="Charis SIL Regular" w:eastAsia="Charis SIL Regular"/>
-          <w:b w:val="0"/>
-          <w:i w:val="0"/>
-          <w:color w:val="0000FF"/>
-          <w:sz w:val="24"/>
-          <w:u w:val="single"/>
         </w:rPr>
         <w:hyperlink r:id="rId16" w:history="1">
           <w:r>
             <w:rPr>
               <w:rStyle w:val="Hyperlink"/>
             </w:rPr>
-            <w:t>voorwerpe</w:t>
+            <w:t>h</w:t>
           </w:r>
         </w:hyperlink>
       </w:r>
@@ -1146,7 +1075,36 @@
           <w:color w:val="0000FF"/>
           <w:sz w:val="24"/>
         </w:rPr>
-        <w:t>n</w:t>
+        <w:t>e</w:t>
+      </w:r>
+      <w:r>
+        <w:rPr>
+          <w:rFonts w:ascii="Charis SIL Regular" w:hAnsi="Charis SIL Regular" w:eastAsia="Charis SIL Regular"/>
+          <w:b w:val="0"/>
+          <w:i w:val="0"/>
+          <w:color w:val="0000FF"/>
+          <w:sz w:val="24"/>
+          <w:u w:val="single"/>
+        </w:rPr>
+        <w:t xml:space="preserve"> </w:t>
+      </w:r>
+      <w:r>
+        <w:rPr>
+          <w:rFonts w:ascii="Charis SIL Regular" w:hAnsi="Charis SIL Regular" w:eastAsia="Charis SIL Regular"/>
+          <w:b w:val="0"/>
+          <w:i w:val="0"/>
+          <w:color w:val="0000FF"/>
+          <w:sz w:val="24"/>
+          <w:u w:val="single"/>
+        </w:rPr>
+        <w:hyperlink r:id="rId16" w:history="1">
+          <w:r>
+            <w:rPr>
+              <w:rStyle w:val="Hyperlink"/>
+            </w:rPr>
+            <w:t>voorwerpen</w:t>
+          </w:r>
+        </w:hyperlink>
       </w:r>
       <w:r>
         <w:rPr>
@@ -1392,13 +1350,85 @@
       </w:r>
       <w:r>
         <w:rPr>
+          <w:u w:val="single" w:color="0000ff"/>
           <w:rFonts w:ascii="Charis SIL Regular" w:hAnsi="Charis SIL Regular" w:eastAsia="Charis SIL Regular"/>
           <w:b w:val="0"/>
           <w:i w:val="0"/>
           <w:color w:val="000000"/>
           <w:sz w:val="24"/>
         </w:rPr>
-        <w:t xml:space="preserve">Nederland, tijdens aankoopreizen naar </w:t>
+        <w:hyperlink r:id="rId18" w:history="1">
+          <w:r>
+            <w:rPr>
+              <w:rStyle w:val="Hyperlink"/>
+            </w:rPr>
+            <w:t>Nederla</w:t>
+          </w:r>
+        </w:hyperlink>
+      </w:r>
+      <w:r>
+        <w:rPr>
+          <w:u w:val="single" w:color="0000ff"/>
+          <w:rFonts w:ascii="Charis SIL Regular" w:hAnsi="Charis SIL Regular" w:eastAsia="Charis SIL Regular"/>
+          <w:b w:val="0"/>
+          <w:i w:val="0"/>
+          <w:color w:val="000000"/>
+          <w:sz w:val="24"/>
+        </w:rPr>
+        <w:hyperlink r:id="rId18" w:history="1">
+          <w:r>
+            <w:rPr>
+              <w:rStyle w:val="Hyperlink"/>
+            </w:rPr>
+            <w:t>n</w:t>
+          </w:r>
+        </w:hyperlink>
+      </w:r>
+      <w:r>
+        <w:rPr>
+          <w:u w:val="single" w:color="0000ff"/>
+          <w:rFonts w:ascii="Charis SIL Regular" w:hAnsi="Charis SIL Regular" w:eastAsia="Charis SIL Regular"/>
+          <w:b w:val="0"/>
+          <w:i w:val="0"/>
+          <w:color w:val="000000"/>
+          <w:sz w:val="24"/>
+        </w:rPr>
+        <w:hyperlink r:id="rId18" w:history="1">
+          <w:r>
+            <w:rPr>
+              <w:rStyle w:val="Hyperlink"/>
+            </w:rPr>
+            <w:t>d, tijde</w:t>
+          </w:r>
+        </w:hyperlink>
+      </w:r>
+      <w:r>
+        <w:rPr>
+          <w:u w:val="single" w:color="0000ff"/>
+          <w:rFonts w:ascii="Charis SIL Regular" w:hAnsi="Charis SIL Regular" w:eastAsia="Charis SIL Regular"/>
+          <w:b w:val="0"/>
+          <w:i w:val="0"/>
+          <w:color w:val="000000"/>
+          <w:sz w:val="24"/>
+        </w:rPr>
+        <w:hyperlink r:id="rId18" w:history="1">
+          <w:r>
+            <w:rPr>
+              <w:rStyle w:val="Hyperlink"/>
+            </w:rPr>
+            <w:t>ns aanko</w:t>
+          </w:r>
+        </w:hyperlink>
+      </w:r>
+      <w:r>
+        <w:rPr>
+          <w:rFonts w:ascii="Charis SIL Regular" w:hAnsi="Charis SIL Regular" w:eastAsia="Charis SIL Regular"/>
+          <w:b w:val="0"/>
+          <w:i w:val="0"/>
+          <w:color w:val="000000"/>
+          <w:sz w:val="24"/>
+        </w:rPr>
+        <w:t xml:space="preserve">opreizen naar </w:t>
       </w:r>
       <w:r>
         <w:rPr>
@@ -1409,7 +1439,7 @@
           <w:sz w:val="24"/>
           <w:u w:val="single"/>
         </w:rPr>
-        <w:hyperlink r:id="rId18" w:history="1">
+        <w:hyperlink r:id="rId19" w:history="1">
           <w:r>
             <w:rPr>
               <w:rStyle w:val="Hyperlink"/>
@@ -1437,7 +1467,7 @@
           <w:sz w:val="24"/>
           <w:u w:val="single"/>
         </w:rPr>
-        <w:hyperlink r:id="rId19" w:history="1">
+        <w:hyperlink r:id="rId20" w:history="1">
           <w:r>
             <w:rPr>
               <w:rStyle w:val="Hyperlink"/>
@@ -1465,7 +1495,7 @@
           <w:sz w:val="24"/>
           <w:u w:val="single"/>
         </w:rPr>
-        <w:hyperlink r:id="rId20" w:history="1">
+        <w:hyperlink r:id="rId21" w:history="1">
           <w:r>
             <w:rPr>
               <w:rStyle w:val="Hyperlink"/>
@@ -1493,7 +1523,7 @@
           <w:sz w:val="24"/>
           <w:u w:val="single"/>
         </w:rPr>
-        <w:hyperlink r:id="rId21" w:history="1">
+        <w:hyperlink r:id="rId22" w:history="1">
           <w:r>
             <w:rPr>
               <w:rStyle w:val="Hyperlink"/>
@@ -1531,7 +1561,7 @@
           <w:color w:val="000000"/>
           <w:sz w:val="24"/>
         </w:rPr>
-        <w:hyperlink r:id="rId18" w:history="1">
+        <w:hyperlink r:id="rId19" w:history="1">
           <w:r>
             <w:rPr>
               <w:rStyle w:val="Hyperlink"/>
@@ -1570,7 +1600,7 @@
           <w:color w:val="000000"/>
           <w:sz w:val="24"/>
         </w:rPr>
-        <w:hyperlink r:id="rId19" w:history="1">
+        <w:hyperlink r:id="rId20" w:history="1">
           <w:r>
             <w:rPr>
               <w:rStyle w:val="Hyperlink"/>
@@ -1598,7 +1628,7 @@
           <w:color w:val="000000"/>
           <w:sz w:val="24"/>
         </w:rPr>
-        <w:hyperlink r:id="rId20" w:history="1">
+        <w:hyperlink r:id="rId21" w:history="1">
           <w:r>
             <w:rPr>
               <w:rStyle w:val="Hyperlink"/>
@@ -1615,7 +1645,7 @@
           <w:color w:val="000000"/>
           <w:sz w:val="24"/>
         </w:rPr>
-        <w:hyperlink r:id="rId20" w:history="1">
+        <w:hyperlink r:id="rId21" w:history="1">
           <w:r>
             <w:rPr>
               <w:rStyle w:val="Hyperlink"/>
@@ -1654,7 +1684,7 @@
           <w:color w:val="000000"/>
           <w:sz w:val="24"/>
         </w:rPr>
-        <w:hyperlink r:id="rId21" w:history="1">
+        <w:hyperlink r:id="rId22" w:history="1">
           <w:r>
             <w:rPr>
               <w:rStyle w:val="Hyperlink"/>
@@ -1695,7 +1725,7 @@
           <w:sz w:val="24"/>
           <w:u w:val="single"/>
         </w:rPr>
-        <w:hyperlink r:id="rId22" w:history="1">
+        <w:hyperlink r:id="rId23" w:history="1">
           <w:r>
             <w:rPr>
               <w:rStyle w:val="Hyperlink"/>
@@ -1724,7 +1754,7 @@
           <w:sz w:val="24"/>
           <w:u w:val="single"/>
         </w:rPr>
-        <w:hyperlink r:id="rId22" w:history="1">
+        <w:hyperlink r:id="rId23" w:history="1">
           <w:r>
             <w:rPr>
               <w:rStyle w:val="Hyperlink"/>
@@ -1875,7 +1905,7 @@
           <w:sz w:val="24"/>
           <w:u w:val="single"/>
         </w:rPr>
-        <w:hyperlink r:id="rId23" w:history="1">
+        <w:hyperlink r:id="rId24" w:history="1">
           <w:r>
             <w:rPr>
               <w:rStyle w:val="Hyperlink"/>
@@ -1904,7 +1934,7 @@
           <w:sz w:val="24"/>
           <w:u w:val="single"/>
         </w:rPr>
-        <w:hyperlink r:id="rId23" w:history="1">
+        <w:hyperlink r:id="rId24" w:history="1">
           <w:r>
             <w:rPr>
               <w:rStyle w:val="Hyperlink"/>
@@ -1933,7 +1963,7 @@
           <w:sz w:val="24"/>
           <w:u w:val="single"/>
         </w:rPr>
-        <w:hyperlink r:id="rId23" w:history="1">
+        <w:hyperlink r:id="rId24" w:history="1">
           <w:r>
             <w:rPr>
               <w:rStyle w:val="Hyperlink"/>
@@ -1964,7 +1994,7 @@
           <w:color w:val="000000"/>
           <w:sz w:val="24"/>
         </w:rPr>
-        <w:hyperlink r:id="rId23" w:history="1">
+        <w:hyperlink r:id="rId24" w:history="1">
           <w:r>
             <w:rPr>
               <w:rStyle w:val="Hyperlink"/>
@@ -1982,7 +2012,7 @@
           <w:color w:val="000000"/>
           <w:sz w:val="24"/>
         </w:rPr>
-        <w:hyperlink r:id="rId23" w:history="1">
+        <w:hyperlink r:id="rId24" w:history="1">
           <w:r>
             <w:rPr>
               <w:rStyle w:val="Hyperlink"/>
@@ -2000,7 +2030,7 @@
           <w:color w:val="000000"/>
           <w:sz w:val="24"/>
         </w:rPr>
-        <w:hyperlink r:id="rId23" w:history="1">
+        <w:hyperlink r:id="rId24" w:history="1">
           <w:r>
             <w:rPr>
               <w:rStyle w:val="Hyperlink"/>
@@ -2018,7 +2048,7 @@
           <w:color w:val="000000"/>
           <w:sz w:val="24"/>
         </w:rPr>
-        <w:hyperlink r:id="rId23" w:history="1">
+        <w:hyperlink r:id="rId24" w:history="1">
           <w:r>
             <w:rPr>
               <w:rStyle w:val="Hyperlink"/>
@@ -2046,7 +2076,7 @@
           <w:sz w:val="24"/>
           <w:u w:val="single"/>
         </w:rPr>
-        <w:hyperlink r:id="rId24" w:history="1">
+        <w:hyperlink r:id="rId25" w:history="1">
           <w:r>
             <w:rPr>
               <w:rStyle w:val="Hyperlink"/>
@@ -2064,7 +2094,7 @@
           <w:sz w:val="24"/>
           <w:u w:val="single"/>
         </w:rPr>
-        <w:hyperlink r:id="rId24" w:history="1">
+        <w:hyperlink r:id="rId25" w:history="1">
           <w:r>
             <w:rPr>
               <w:rStyle w:val="Hyperlink"/>
@@ -2093,7 +2123,7 @@
           <w:sz w:val="24"/>
           <w:u w:val="single"/>
         </w:rPr>
-        <w:hyperlink r:id="rId24" w:history="1">
+        <w:hyperlink r:id="rId25" w:history="1">
           <w:r>
             <w:rPr>
               <w:rStyle w:val="Hyperlink"/>
@@ -2121,7 +2151,7 @@
           <w:sz w:val="24"/>
           <w:u w:val="single"/>
         </w:rPr>
-        <w:hyperlink r:id="rId25" w:history="1">
+        <w:hyperlink r:id="rId26" w:history="1">
           <w:r>
             <w:rPr>
               <w:rStyle w:val="Hyperlink"/>
@@ -2150,7 +2180,7 @@
           <w:sz w:val="24"/>
           <w:u w:val="single"/>
         </w:rPr>
-        <w:hyperlink r:id="rId25" w:history="1">
+        <w:hyperlink r:id="rId26" w:history="1">
           <w:r>
             <w:rPr>
               <w:rStyle w:val="Hyperlink"/>
@@ -2171,32 +2201,13 @@
       </w:r>
       <w:r>
         <w:rPr>
-          <w:u w:val="single" w:color="0000ff"/>
           <w:rFonts w:ascii="Charis SIL Regular" w:hAnsi="Charis SIL Regular" w:eastAsia="Charis SIL Regular"/>
           <w:b w:val="0"/>
           <w:i w:val="0"/>
           <w:color w:val="000000"/>
           <w:sz w:val="24"/>
         </w:rPr>
-        <w:hyperlink r:id="rId24" w:history="1">
-          <w:r>
-            <w:rPr>
-              <w:rStyle w:val="Hyperlink"/>
-            </w:rPr>
-            <w:t>naar</w:t>
-          </w:r>
-        </w:hyperlink>
-      </w:r>
-      <w:r>
-        <w:rPr>
-          <w:u w:val="single" w:color="0000ff"/>
-          <w:rFonts w:ascii="Charis SIL Regular" w:hAnsi="Charis SIL Regular" w:eastAsia="Charis SIL Regular"/>
-          <w:b w:val="0"/>
-          <w:i w:val="0"/>
-          <w:color w:val="000000"/>
-          <w:sz w:val="24"/>
-        </w:rPr>
-        <w:t xml:space="preserve"> </w:t>
+        <w:t xml:space="preserve">naar </w:t>
       </w:r>
       <w:r>
         <w:rPr>
@@ -2207,7 +2218,7 @@
           <w:sz w:val="24"/>
           <w:u w:val="single"/>
         </w:rPr>
-        <w:hyperlink r:id="rId24" w:history="1">
+        <w:hyperlink r:id="rId25" w:history="1">
           <w:r>
             <w:rPr>
               <w:rStyle w:val="Hyperlink"/>
@@ -2236,7 +2247,7 @@
           <w:color w:val="000000"/>
           <w:sz w:val="24"/>
         </w:rPr>
-        <w:hyperlink r:id="rId24" w:history="1">
+        <w:hyperlink r:id="rId25" w:history="1">
           <w:r>
             <w:rPr>
               <w:rStyle w:val="Hyperlink"/>
@@ -2254,7 +2265,7 @@
           <w:color w:val="000000"/>
           <w:sz w:val="24"/>
         </w:rPr>
-        <w:hyperlink r:id="rId24" w:history="1">
+        <w:hyperlink r:id="rId25" w:history="1">
           <w:r>
             <w:rPr>
               <w:rStyle w:val="Hyperlink"/>
@@ -2293,7 +2304,7 @@
           <w:color w:val="000000"/>
           <w:sz w:val="24"/>
         </w:rPr>
-        <w:hyperlink r:id="rId25" w:history="1">
+        <w:hyperlink r:id="rId26" w:history="1">
           <w:r>
             <w:rPr>
               <w:rStyle w:val="Hyperlink"/>
@@ -2311,7 +2322,7 @@
           <w:color w:val="000000"/>
           <w:sz w:val="24"/>
         </w:rPr>
-        <w:hyperlink r:id="rId25" w:history="1">
+        <w:hyperlink r:id="rId26" w:history="1">
           <w:r>
             <w:rPr>
               <w:rStyle w:val="Hyperlink"/>
@@ -2329,7 +2340,7 @@
           <w:color w:val="000000"/>
           <w:sz w:val="24"/>
         </w:rPr>
-        <w:hyperlink r:id="rId25" w:history="1">
+        <w:hyperlink r:id="rId26" w:history="1">
           <w:r>
             <w:rPr>
               <w:rStyle w:val="Hyperlink"/>
@@ -2367,7 +2378,7 @@
           <w:color w:val="000000"/>
           <w:sz w:val="24"/>
         </w:rPr>
-        <w:hyperlink r:id="rId26" w:history="1">
+        <w:hyperlink r:id="rId27" w:history="1">
           <w:r>
             <w:rPr>
               <w:rStyle w:val="Hyperlink"/>
@@ -2395,7 +2406,7 @@
           <w:sz w:val="24"/>
           <w:u w:val="single"/>
         </w:rPr>
-        <w:hyperlink r:id="rId27" w:history="1">
+        <w:hyperlink r:id="rId28" w:history="1">
           <w:r>
             <w:rPr>
               <w:rStyle w:val="Hyperlink"/>
@@ -2444,7 +2455,7 @@
           <w:color w:val="000000"/>
           <w:sz w:val="24"/>
         </w:rPr>
-        <w:hyperlink r:id="rId27" w:history="1">
+        <w:hyperlink r:id="rId28" w:history="1">
           <w:r>
             <w:rPr>
               <w:rStyle w:val="Hyperlink"/>
@@ -2472,7 +2483,7 @@
           <w:sz w:val="24"/>
           <w:u w:val="single"/>
         </w:rPr>
-        <w:hyperlink r:id="rId28" w:history="1">
+        <w:hyperlink r:id="rId29" w:history="1">
           <w:r>
             <w:rPr>
               <w:rStyle w:val="Hyperlink"/>
@@ -2501,7 +2512,7 @@
           <w:sz w:val="24"/>
           <w:u w:val="single"/>
         </w:rPr>
-        <w:hyperlink r:id="rId28" w:history="1">
+        <w:hyperlink r:id="rId29" w:history="1">
           <w:r>
             <w:rPr>
               <w:rStyle w:val="Hyperlink"/>
@@ -2530,7 +2541,7 @@
           <w:sz w:val="24"/>
           <w:u w:val="single"/>
         </w:rPr>
-        <w:hyperlink r:id="rId28" w:history="1">
+        <w:hyperlink r:id="rId29" w:history="1">
           <w:r>
             <w:rPr>
               <w:rStyle w:val="Hyperlink"/>
@@ -2568,7 +2579,7 @@
           <w:color w:val="000000"/>
           <w:sz w:val="24"/>
         </w:rPr>
-        <w:hyperlink r:id="rId28" w:history="1">
+        <w:hyperlink r:id="rId29" w:history="1">
           <w:r>
             <w:rPr>
               <w:rStyle w:val="Hyperlink"/>
@@ -2586,7 +2597,7 @@
           <w:color w:val="000000"/>
           <w:sz w:val="24"/>
         </w:rPr>
-        <w:hyperlink r:id="rId28" w:history="1">
+        <w:hyperlink r:id="rId29" w:history="1">
           <w:r>
             <w:rPr>
               <w:rStyle w:val="Hyperlink"/>
@@ -2604,7 +2615,7 @@
           <w:color w:val="000000"/>
           <w:sz w:val="24"/>
         </w:rPr>
-        <w:hyperlink r:id="rId28" w:history="1">
+        <w:hyperlink r:id="rId29" w:history="1">
           <w:r>
             <w:rPr>
               <w:rStyle w:val="Hyperlink"/>
@@ -2622,7 +2633,7 @@
           <w:color w:val="000000"/>
           <w:sz w:val="24"/>
         </w:rPr>
-        <w:hyperlink r:id="rId28" w:history="1">
+        <w:hyperlink r:id="rId29" w:history="1">
           <w:r>
             <w:rPr>
               <w:rStyle w:val="Hyperlink"/>
@@ -2640,7 +2651,7 @@
           <w:color w:val="000000"/>
           <w:sz w:val="24"/>
         </w:rPr>
-        <w:hyperlink r:id="rId28" w:history="1">
+        <w:hyperlink r:id="rId29" w:history="1">
           <w:r>
             <w:rPr>
               <w:rStyle w:val="Hyperlink"/>
@@ -2678,7 +2689,7 @@
           <w:sz w:val="24"/>
           <w:u w:val="single"/>
         </w:rPr>
-        <w:hyperlink r:id="rId29" w:history="1">
+        <w:hyperlink r:id="rId30" w:history="1">
           <w:r>
             <w:rPr>
               <w:rStyle w:val="Hyperlink"/>
@@ -2746,7 +2757,7 @@
           <w:sz w:val="24"/>
           <w:u w:val="single"/>
         </w:rPr>
-        <w:hyperlink r:id="rId30" w:history="1">
+        <w:hyperlink r:id="rId31" w:history="1">
           <w:r>
             <w:rPr>
               <w:rStyle w:val="Hyperlink"/>
@@ -2775,7 +2786,7 @@
           <w:sz w:val="24"/>
           <w:u w:val="single"/>
         </w:rPr>
-        <w:hyperlink r:id="rId30" w:history="1">
+        <w:hyperlink r:id="rId31" w:history="1">
           <w:r>
             <w:rPr>
               <w:rStyle w:val="Hyperlink"/>
@@ -2804,7 +2815,7 @@
           <w:sz w:val="24"/>
           <w:u w:val="single"/>
         </w:rPr>
-        <w:hyperlink r:id="rId30" w:history="1">
+        <w:hyperlink r:id="rId31" w:history="1">
           <w:r>
             <w:rPr>
               <w:rStyle w:val="Hyperlink"/>
@@ -2833,7 +2844,7 @@
           <w:sz w:val="24"/>
           <w:u w:val="single"/>
         </w:rPr>
-        <w:hyperlink r:id="rId30" w:history="1">
+        <w:hyperlink r:id="rId31" w:history="1">
           <w:r>
             <w:rPr>
               <w:rStyle w:val="Hyperlink"/>
@@ -2862,7 +2873,7 @@
           <w:sz w:val="24"/>
           <w:u w:val="single"/>
         </w:rPr>
-        <w:hyperlink r:id="rId30" w:history="1">
+        <w:hyperlink r:id="rId31" w:history="1">
           <w:r>
             <w:rPr>
               <w:rStyle w:val="Hyperlink"/>
@@ -2891,7 +2902,7 @@
           <w:sz w:val="24"/>
           <w:u w:val="single"/>
         </w:rPr>
-        <w:hyperlink r:id="rId30" w:history="1">
+        <w:hyperlink r:id="rId31" w:history="1">
           <w:r>
             <w:rPr>
               <w:rStyle w:val="Hyperlink"/>
@@ -2920,7 +2931,7 @@
           <w:sz w:val="24"/>
           <w:u w:val="single"/>
         </w:rPr>
-        <w:hyperlink r:id="rId30" w:history="1">
+        <w:hyperlink r:id="rId31" w:history="1">
           <w:r>
             <w:rPr>
               <w:rStyle w:val="Hyperlink"/>
@@ -2958,7 +2969,7 @@
           <w:color w:val="000000"/>
           <w:sz w:val="24"/>
         </w:rPr>
-        <w:hyperlink r:id="rId30" w:history="1">
+        <w:hyperlink r:id="rId31" w:history="1">
           <w:r>
             <w:rPr>
               <w:rStyle w:val="Hyperlink"/>
@@ -2976,7 +2987,7 @@
           <w:color w:val="000000"/>
           <w:sz w:val="24"/>
         </w:rPr>
-        <w:hyperlink r:id="rId30" w:history="1">
+        <w:hyperlink r:id="rId31" w:history="1">
           <w:r>
             <w:rPr>
               <w:rStyle w:val="Hyperlink"/>
@@ -2994,7 +3005,7 @@
           <w:color w:val="000000"/>
           <w:sz w:val="24"/>
         </w:rPr>
-        <w:hyperlink r:id="rId30" w:history="1">
+        <w:hyperlink r:id="rId31" w:history="1">
           <w:r>
             <w:rPr>
               <w:rStyle w:val="Hyperlink"/>
@@ -3012,7 +3023,7 @@
           <w:color w:val="000000"/>
           <w:sz w:val="24"/>
         </w:rPr>
-        <w:hyperlink r:id="rId30" w:history="1">
+        <w:hyperlink r:id="rId31" w:history="1">
           <w:r>
             <w:rPr>
               <w:rStyle w:val="Hyperlink"/>
@@ -3030,7 +3041,7 @@
           <w:color w:val="000000"/>
           <w:sz w:val="24"/>
         </w:rPr>
-        <w:hyperlink r:id="rId30" w:history="1">
+        <w:hyperlink r:id="rId31" w:history="1">
           <w:r>
             <w:rPr>
               <w:rStyle w:val="Hyperlink"/>
@@ -3048,7 +3059,7 @@
           <w:color w:val="000000"/>
           <w:sz w:val="24"/>
         </w:rPr>
-        <w:hyperlink r:id="rId30" w:history="1">
+        <w:hyperlink r:id="rId31" w:history="1">
           <w:r>
             <w:rPr>
               <w:rStyle w:val="Hyperlink"/>
@@ -3066,7 +3077,7 @@
           <w:color w:val="000000"/>
           <w:sz w:val="24"/>
         </w:rPr>
-        <w:hyperlink r:id="rId30" w:history="1">
+        <w:hyperlink r:id="rId31" w:history="1">
           <w:r>
             <w:rPr>
               <w:rStyle w:val="Hyperlink"/>
@@ -3084,7 +3095,7 @@
           <w:color w:val="000000"/>
           <w:sz w:val="24"/>
         </w:rPr>
-        <w:hyperlink r:id="rId30" w:history="1">
+        <w:hyperlink r:id="rId31" w:history="1">
           <w:r>
             <w:rPr>
               <w:rStyle w:val="Hyperlink"/>
@@ -3102,7 +3113,7 @@
           <w:color w:val="000000"/>
           <w:sz w:val="24"/>
         </w:rPr>
-        <w:hyperlink r:id="rId30" w:history="1">
+        <w:hyperlink r:id="rId31" w:history="1">
           <w:r>
             <w:rPr>
               <w:rStyle w:val="Hyperlink"/>
@@ -3120,7 +3131,7 @@
           <w:sz w:val="24"/>
           <w:u w:val="single"/>
         </w:rPr>
-        <w:hyperlink r:id="rId30" w:history="1">
+        <w:hyperlink r:id="rId31" w:history="1">
           <w:r>
             <w:rPr>
               <w:rStyle w:val="Hyperlink"/>
@@ -3138,7 +3149,7 @@
           <w:sz w:val="24"/>
           <w:u w:val="single"/>
         </w:rPr>
-        <w:hyperlink r:id="rId30" w:history="1">
+        <w:hyperlink r:id="rId31" w:history="1">
           <w:r>
             <w:rPr>
               <w:rStyle w:val="Hyperlink"/>
@@ -3156,7 +3167,7 @@
           <w:sz w:val="24"/>
           <w:u w:val="single"/>
         </w:rPr>
-        <w:hyperlink r:id="rId30" w:history="1">
+        <w:hyperlink r:id="rId31" w:history="1">
           <w:r>
             <w:rPr>
               <w:rStyle w:val="Hyperlink"/>
@@ -3185,7 +3196,7 @@
           <w:sz w:val="24"/>
           <w:u w:val="single"/>
         </w:rPr>
-        <w:hyperlink r:id="rId30" w:history="1">
+        <w:hyperlink r:id="rId31" w:history="1">
           <w:r>
             <w:rPr>
               <w:rStyle w:val="Hyperlink"/>
@@ -3214,7 +3225,7 @@
           <w:sz w:val="24"/>
           <w:u w:val="single"/>
         </w:rPr>
-        <w:hyperlink r:id="rId30" w:history="1">
+        <w:hyperlink r:id="rId31" w:history="1">
           <w:r>
             <w:rPr>
               <w:rStyle w:val="Hyperlink"/>
@@ -3232,7 +3243,7 @@
           <w:sz w:val="24"/>
           <w:u w:val="single"/>
         </w:rPr>
-        <w:hyperlink r:id="rId31" w:history="1">
+        <w:hyperlink r:id="rId32" w:history="1">
           <w:r>
             <w:rPr>
               <w:rStyle w:val="Hyperlink"/>
@@ -3270,7 +3281,7 @@
           <w:color w:val="000000"/>
           <w:sz w:val="24"/>
         </w:rPr>
-        <w:hyperlink r:id="rId31" w:history="1">
+        <w:hyperlink r:id="rId32" w:history="1">
           <w:r>
             <w:rPr>
               <w:rStyle w:val="Hyperlink"/>
@@ -3288,7 +3299,7 @@
           <w:color w:val="000000"/>
           <w:sz w:val="24"/>
         </w:rPr>
-        <w:hyperlink r:id="rId31" w:history="1">
+        <w:hyperlink r:id="rId32" w:history="1">
           <w:r>
             <w:rPr>
               <w:rStyle w:val="Hyperlink"/>
@@ -3306,7 +3317,7 @@
           <w:color w:val="000000"/>
           <w:sz w:val="24"/>
         </w:rPr>
-        <w:hyperlink r:id="rId31" w:history="1">
+        <w:hyperlink r:id="rId32" w:history="1">
           <w:r>
             <w:rPr>
               <w:rStyle w:val="Hyperlink"/>
@@ -3413,7 +3424,7 @@
           <w:sz w:val="24"/>
           <w:u w:val="single"/>
         </w:rPr>
-        <w:hyperlink r:id="rId32" w:history="1">
+        <w:hyperlink r:id="rId33" w:history="1">
           <w:r>
             <w:rPr>
               <w:rStyle w:val="Hyperlink"/>
@@ -3442,7 +3453,7 @@
           <w:sz w:val="24"/>
           <w:u w:val="single"/>
         </w:rPr>
-        <w:hyperlink r:id="rId32" w:history="1">
+        <w:hyperlink r:id="rId33" w:history="1">
           <w:r>
             <w:rPr>
               <w:rStyle w:val="Hyperlink"/>
@@ -3471,7 +3482,7 @@
           <w:sz w:val="24"/>
           <w:u w:val="single"/>
         </w:rPr>
-        <w:hyperlink r:id="rId32" w:history="1">
+        <w:hyperlink r:id="rId33" w:history="1">
           <w:r>
             <w:rPr>
               <w:rStyle w:val="Hyperlink"/>
@@ -3499,7 +3510,7 @@
           <w:color w:val="000000"/>
           <w:sz w:val="24"/>
         </w:rPr>
-        <w:hyperlink r:id="rId32" w:history="1">
+        <w:hyperlink r:id="rId33" w:history="1">
           <w:r>
             <w:rPr>
               <w:rStyle w:val="Hyperlink"/>
@@ -3517,7 +3528,7 @@
           <w:color w:val="000000"/>
           <w:sz w:val="24"/>
         </w:rPr>
-        <w:hyperlink r:id="rId32" w:history="1">
+        <w:hyperlink r:id="rId33" w:history="1">
           <w:r>
             <w:rPr>
               <w:rStyle w:val="Hyperlink"/>
@@ -3535,7 +3546,7 @@
           <w:color w:val="000000"/>
           <w:sz w:val="24"/>
         </w:rPr>
-        <w:hyperlink r:id="rId32" w:history="1">
+        <w:hyperlink r:id="rId33" w:history="1">
           <w:r>
             <w:rPr>
               <w:rStyle w:val="Hyperlink"/>
@@ -3553,7 +3564,7 @@
           <w:color w:val="000000"/>
           <w:sz w:val="24"/>
         </w:rPr>
-        <w:hyperlink r:id="rId32" w:history="1">
+        <w:hyperlink r:id="rId33" w:history="1">
           <w:r>
             <w:rPr>
               <w:rStyle w:val="Hyperlink"/>
@@ -3571,7 +3582,7 @@
           <w:color w:val="000000"/>
           <w:sz w:val="24"/>
         </w:rPr>
-        <w:hyperlink r:id="rId32" w:history="1">
+        <w:hyperlink r:id="rId33" w:history="1">
           <w:r>
             <w:rPr>
               <w:rStyle w:val="Hyperlink"/>
@@ -3599,7 +3610,7 @@
           <w:sz w:val="24"/>
           <w:u w:val="single"/>
         </w:rPr>
-        <w:hyperlink r:id="rId33" w:history="1">
+        <w:hyperlink r:id="rId34" w:history="1">
           <w:r>
             <w:rPr>
               <w:rStyle w:val="Hyperlink"/>
@@ -3628,7 +3639,7 @@
           <w:sz w:val="24"/>
           <w:u w:val="single"/>
         </w:rPr>
-        <w:hyperlink r:id="rId33" w:history="1">
+        <w:hyperlink r:id="rId34" w:history="1">
           <w:r>
             <w:rPr>
               <w:rStyle w:val="Hyperlink"/>
@@ -3646,7 +3657,7 @@
           <w:sz w:val="24"/>
           <w:u w:val="single"/>
         </w:rPr>
-        <w:hyperlink r:id="rId33" w:history="1">
+        <w:hyperlink r:id="rId34" w:history="1">
           <w:r>
             <w:rPr>
               <w:rStyle w:val="Hyperlink"/>
@@ -3684,7 +3695,7 @@
           <w:sz w:val="24"/>
           <w:u w:val="single"/>
         </w:rPr>
-        <w:hyperlink r:id="rId34" w:history="1">
+        <w:hyperlink r:id="rId35" w:history="1">
           <w:r>
             <w:rPr>
               <w:rStyle w:val="Hyperlink"/>
@@ -3713,7 +3724,7 @@
           <w:sz w:val="24"/>
           <w:u w:val="single"/>
         </w:rPr>
-        <w:hyperlink r:id="rId34" w:history="1">
+        <w:hyperlink r:id="rId35" w:history="1">
           <w:r>
             <w:rPr>
               <w:rStyle w:val="Hyperlink"/>
@@ -3742,7 +3753,7 @@
           <w:sz w:val="24"/>
           <w:u w:val="single"/>
         </w:rPr>
-        <w:hyperlink r:id="rId34" w:history="1">
+        <w:hyperlink r:id="rId35" w:history="1">
           <w:r>
             <w:rPr>
               <w:rStyle w:val="Hyperlink"/>
@@ -3771,7 +3782,7 @@
           <w:sz w:val="24"/>
           <w:u w:val="single"/>
         </w:rPr>
-        <w:hyperlink r:id="rId34" w:history="1">
+        <w:hyperlink r:id="rId35" w:history="1">
           <w:r>
             <w:rPr>
               <w:rStyle w:val="Hyperlink"/>
@@ -3789,7 +3800,7 @@
           <w:sz w:val="24"/>
           <w:u w:val="single"/>
         </w:rPr>
-        <w:hyperlink r:id="rId34" w:history="1">
+        <w:hyperlink r:id="rId35" w:history="1">
           <w:r>
             <w:rPr>
               <w:rStyle w:val="Hyperlink"/>
@@ -3807,7 +3818,7 @@
           <w:sz w:val="24"/>
           <w:u w:val="single"/>
         </w:rPr>
-        <w:hyperlink r:id="rId34" w:history="1">
+        <w:hyperlink r:id="rId35" w:history="1">
           <w:r>
             <w:rPr>
               <w:rStyle w:val="Hyperlink"/>
@@ -3825,7 +3836,7 @@
           <w:color w:val="000000"/>
           <w:sz w:val="24"/>
         </w:rPr>
-        <w:hyperlink r:id="rId33" w:history="1">
+        <w:hyperlink r:id="rId34" w:history="1">
           <w:r>
             <w:rPr>
               <w:rStyle w:val="Hyperlink"/>
@@ -3843,7 +3854,7 @@
           <w:color w:val="000000"/>
           <w:sz w:val="24"/>
         </w:rPr>
-        <w:hyperlink r:id="rId33" w:history="1">
+        <w:hyperlink r:id="rId34" w:history="1">
           <w:r>
             <w:rPr>
               <w:rStyle w:val="Hyperlink"/>
@@ -3861,7 +3872,7 @@
           <w:color w:val="000000"/>
           <w:sz w:val="24"/>
         </w:rPr>
-        <w:hyperlink r:id="rId33" w:history="1">
+        <w:hyperlink r:id="rId34" w:history="1">
           <w:r>
             <w:rPr>
               <w:rStyle w:val="Hyperlink"/>
@@ -3879,7 +3890,7 @@
           <w:color w:val="000000"/>
           <w:sz w:val="24"/>
         </w:rPr>
-        <w:hyperlink r:id="rId33" w:history="1">
+        <w:hyperlink r:id="rId34" w:history="1">
           <w:r>
             <w:rPr>
               <w:rStyle w:val="Hyperlink"/>
@@ -3917,7 +3928,7 @@
           <w:sz w:val="24"/>
           <w:u w:val="single"/>
         </w:rPr>
-        <w:hyperlink r:id="rId35" w:history="1">
+        <w:hyperlink r:id="rId36" w:history="1">
           <w:r>
             <w:rPr>
               <w:rStyle w:val="Hyperlink"/>
@@ -3935,7 +3946,7 @@
           <w:sz w:val="24"/>
           <w:u w:val="single"/>
         </w:rPr>
-        <w:hyperlink r:id="rId35" w:history="1">
+        <w:hyperlink r:id="rId36" w:history="1">
           <w:r>
             <w:rPr>
               <w:rStyle w:val="Hyperlink"/>
@@ -3953,7 +3964,7 @@
           <w:color w:val="000000"/>
           <w:sz w:val="24"/>
         </w:rPr>
-        <w:hyperlink r:id="rId34" w:history="1">
+        <w:hyperlink r:id="rId35" w:history="1">
           <w:r>
             <w:rPr>
               <w:rStyle w:val="Hyperlink"/>
@@ -3971,7 +3982,7 @@
           <w:color w:val="000000"/>
           <w:sz w:val="24"/>
         </w:rPr>
-        <w:hyperlink r:id="rId34" w:history="1">
+        <w:hyperlink r:id="rId35" w:history="1">
           <w:r>
             <w:rPr>
               <w:rStyle w:val="Hyperlink"/>
@@ -3989,7 +4000,7 @@
           <w:color w:val="000000"/>
           <w:sz w:val="24"/>
         </w:rPr>
-        <w:hyperlink r:id="rId34" w:history="1">
+        <w:hyperlink r:id="rId35" w:history="1">
           <w:r>
             <w:rPr>
               <w:rStyle w:val="Hyperlink"/>
@@ -4007,7 +4018,7 @@
           <w:color w:val="000000"/>
           <w:sz w:val="24"/>
         </w:rPr>
-        <w:hyperlink r:id="rId34" w:history="1">
+        <w:hyperlink r:id="rId35" w:history="1">
           <w:r>
             <w:rPr>
               <w:rStyle w:val="Hyperlink"/>
@@ -4025,7 +4036,7 @@
           <w:color w:val="000000"/>
           <w:sz w:val="24"/>
         </w:rPr>
-        <w:hyperlink r:id="rId34" w:history="1">
+        <w:hyperlink r:id="rId35" w:history="1">
           <w:r>
             <w:rPr>
               <w:rStyle w:val="Hyperlink"/>
@@ -4043,7 +4054,7 @@
           <w:color w:val="000000"/>
           <w:sz w:val="24"/>
         </w:rPr>
-        <w:hyperlink r:id="rId34" w:history="1">
+        <w:hyperlink r:id="rId35" w:history="1">
           <w:r>
             <w:rPr>
               <w:rStyle w:val="Hyperlink"/>
@@ -4061,7 +4072,7 @@
           <w:color w:val="000000"/>
           <w:sz w:val="24"/>
         </w:rPr>
-        <w:hyperlink r:id="rId34" w:history="1">
+        <w:hyperlink r:id="rId35" w:history="1">
           <w:r>
             <w:rPr>
               <w:rStyle w:val="Hyperlink"/>
@@ -4121,7 +4132,7 @@
           <w:color w:val="000000"/>
           <w:sz w:val="24"/>
         </w:rPr>
-        <w:hyperlink r:id="rId35" w:history="1">
+        <w:hyperlink r:id="rId36" w:history="1">
           <w:r>
             <w:rPr>
               <w:rStyle w:val="Hyperlink"/>
@@ -4348,7 +4359,7 @@
           <w:sz w:val="24"/>
           <w:u w:val="single"/>
         </w:rPr>
-        <w:hyperlink r:id="rId36" w:history="1">
+        <w:hyperlink r:id="rId37" w:history="1">
           <w:r>
             <w:rPr>
               <w:rStyle w:val="Hyperlink"/>
@@ -4366,7 +4377,7 @@
           <w:sz w:val="24"/>
           <w:u w:val="single"/>
         </w:rPr>
-        <w:hyperlink r:id="rId36" w:history="1">
+        <w:hyperlink r:id="rId37" w:history="1">
           <w:r>
             <w:rPr>
               <w:rStyle w:val="Hyperlink"/>
@@ -4384,7 +4395,7 @@
           <w:sz w:val="24"/>
           <w:u w:val="single"/>
         </w:rPr>
-        <w:hyperlink r:id="rId36" w:history="1">
+        <w:hyperlink r:id="rId37" w:history="1">
           <w:r>
             <w:rPr>
               <w:rStyle w:val="Hyperlink"/>
@@ -4402,7 +4413,7 @@
           <w:sz w:val="24"/>
           <w:u w:val="single"/>
         </w:rPr>
-        <w:hyperlink r:id="rId36" w:history="1">
+        <w:hyperlink r:id="rId37" w:history="1">
           <w:r>
             <w:rPr>
               <w:rStyle w:val="Hyperlink"/>
@@ -4420,7 +4431,7 @@
           <w:sz w:val="24"/>
           <w:u w:val="single"/>
         </w:rPr>
-        <w:hyperlink r:id="rId36" w:history="1">
+        <w:hyperlink r:id="rId37" w:history="1">
           <w:r>
             <w:rPr>
               <w:rStyle w:val="Hyperlink"/>
@@ -4538,7 +4549,7 @@
           <w:sz w:val="24"/>
           <w:u w:val="single"/>
         </w:rPr>
-        <w:hyperlink r:id="rId37" w:history="1">
+        <w:hyperlink r:id="rId38" w:history="1">
           <w:r>
             <w:rPr>
               <w:rStyle w:val="Hyperlink"/>
@@ -4556,7 +4567,7 @@
           <w:sz w:val="24"/>
           <w:u w:val="single"/>
         </w:rPr>
-        <w:hyperlink r:id="rId37" w:history="1">
+        <w:hyperlink r:id="rId38" w:history="1">
           <w:r>
             <w:rPr>
               <w:rStyle w:val="Hyperlink"/>
@@ -4574,7 +4585,7 @@
           <w:sz w:val="24"/>
           <w:u w:val="single"/>
         </w:rPr>
-        <w:hyperlink r:id="rId37" w:history="1">
+        <w:hyperlink r:id="rId38" w:history="1">
           <w:r>
             <w:rPr>
               <w:rStyle w:val="Hyperlink"/>
@@ -4592,7 +4603,7 @@
           <w:sz w:val="24"/>
           <w:u w:val="single"/>
         </w:rPr>
-        <w:hyperlink r:id="rId37" w:history="1">
+        <w:hyperlink r:id="rId38" w:history="1">
           <w:r>
             <w:rPr>
               <w:rStyle w:val="Hyperlink"/>
@@ -4700,7 +4711,7 @@
           <w:sz w:val="24"/>
           <w:u w:val="single"/>
         </w:rPr>
-        <w:hyperlink r:id="rId38" w:history="1">
+        <w:hyperlink r:id="rId39" w:history="1">
           <w:r>
             <w:rPr>
               <w:rStyle w:val="Hyperlink"/>
@@ -4718,7 +4729,7 @@
           <w:sz w:val="24"/>
           <w:u w:val="single"/>
         </w:rPr>
-        <w:hyperlink r:id="rId38" w:history="1">
+        <w:hyperlink r:id="rId39" w:history="1">
           <w:r>
             <w:rPr>
               <w:rStyle w:val="Hyperlink"/>
@@ -4736,7 +4747,7 @@
           <w:sz w:val="24"/>
           <w:u w:val="single"/>
         </w:rPr>
-        <w:hyperlink r:id="rId38" w:history="1">
+        <w:hyperlink r:id="rId39" w:history="1">
           <w:r>
             <w:rPr>
               <w:rStyle w:val="Hyperlink"/>
@@ -4754,7 +4765,7 @@
           <w:sz w:val="24"/>
           <w:u w:val="single"/>
         </w:rPr>
-        <w:hyperlink r:id="rId38" w:history="1">
+        <w:hyperlink r:id="rId39" w:history="1">
           <w:r>
             <w:rPr>
               <w:rStyle w:val="Hyperlink"/>
@@ -4782,7 +4793,7 @@
           <w:sz w:val="24"/>
           <w:u w:val="single"/>
         </w:rPr>
-        <w:hyperlink r:id="rId39" w:history="1">
+        <w:hyperlink r:id="rId40" w:history="1">
           <w:r>
             <w:rPr>
               <w:rStyle w:val="Hyperlink"/>
@@ -4800,7 +4811,7 @@
           <w:sz w:val="24"/>
           <w:u w:val="single"/>
         </w:rPr>
-        <w:hyperlink r:id="rId38" w:history="1">
+        <w:hyperlink r:id="rId39" w:history="1">
           <w:r>
             <w:rPr>
               <w:rStyle w:val="Hyperlink"/>
@@ -4818,7 +4829,7 @@
           <w:sz w:val="24"/>
           <w:u w:val="single"/>
         </w:rPr>
-        <w:hyperlink r:id="rId38" w:history="1">
+        <w:hyperlink r:id="rId39" w:history="1">
           <w:r>
             <w:rPr>
               <w:rStyle w:val="Hyperlink"/>
@@ -4835,7 +4846,7 @@
           <w:color w:val="000000"/>
           <w:sz w:val="24"/>
         </w:rPr>
-        <w:hyperlink r:id="rId38" w:history="1">
+        <w:hyperlink r:id="rId39" w:history="1">
           <w:r>
             <w:rPr>
               <w:rStyle w:val="Hyperlink"/>
@@ -4853,7 +4864,7 @@
           <w:sz w:val="24"/>
           <w:u w:val="single"/>
         </w:rPr>
-        <w:hyperlink r:id="rId40" w:history="1">
+        <w:hyperlink r:id="rId39" w:history="1">
           <w:r>
             <w:rPr>
               <w:rStyle w:val="Hyperlink"/>
@@ -4882,7 +4893,7 @@
           <w:sz w:val="24"/>
           <w:u w:val="single"/>
         </w:rPr>
-        <w:hyperlink r:id="rId40" w:history="1">
+        <w:hyperlink r:id="rId41" w:history="1">
           <w:r>
             <w:rPr>
               <w:rStyle w:val="Hyperlink"/>
@@ -4900,7 +4911,7 @@
           <w:sz w:val="24"/>
           <w:u w:val="single"/>
         </w:rPr>
-        <w:hyperlink r:id="rId40" w:history="1">
+        <w:hyperlink r:id="rId41" w:history="1">
           <w:r>
             <w:rPr>
               <w:rStyle w:val="Hyperlink"/>

--- a/EXPORTS/DOCX/published/niveau3/Dutch/KunsthandelVanLier.docx
+++ b/EXPORTS/DOCX/published/niveau3/Dutch/KunsthandelVanLier.docx
@@ -249,78 +249,13 @@
       </w:r>
       <w:r>
         <w:rPr>
-          <w:u w:val="single" w:color="0000ff"/>
           <w:rFonts w:ascii="Charis SIL Regular" w:hAnsi="Charis SIL Regular" w:eastAsia="Charis SIL Regular"/>
           <w:b w:val="0"/>
           <w:i w:val="0"/>
           <w:color w:val="000000"/>
           <w:sz w:val="24"/>
         </w:rPr>
-        <w:hyperlink r:id="rId9" w:history="1">
-          <w:r>
-            <w:rPr>
-              <w:rStyle w:val="Hyperlink"/>
-            </w:rPr>
-            <w:t xml:space="preserve">naar </w:t>
-          </w:r>
-        </w:hyperlink>
-      </w:r>
-      <w:r>
-        <w:rPr>
-          <w:u w:val="single" w:color="0000ff"/>
-          <w:rFonts w:ascii="Charis SIL Regular" w:hAnsi="Charis SIL Regular" w:eastAsia="Charis SIL Regular"/>
-          <w:b w:val="0"/>
-          <w:i w:val="0"/>
-          <w:color w:val="000000"/>
-          <w:sz w:val="24"/>
-        </w:rPr>
-        <w:t>A</w:t>
-      </w:r>
-      <w:r>
-        <w:rPr>
-          <w:u w:val="single" w:color="0000ff"/>
-          <w:rFonts w:ascii="Charis SIL Regular" w:hAnsi="Charis SIL Regular" w:eastAsia="Charis SIL Regular"/>
-          <w:b w:val="0"/>
-          <w:i w:val="0"/>
-          <w:color w:val="000000"/>
-          <w:sz w:val="24"/>
-        </w:rPr>
-        <w:hyperlink r:id="rId9" w:history="1">
-          <w:r>
-            <w:rPr>
-              <w:rStyle w:val="Hyperlink"/>
-            </w:rPr>
-            <w:t>ms</w:t>
-          </w:r>
-        </w:hyperlink>
-      </w:r>
-      <w:r>
-        <w:rPr>
-          <w:u w:val="single" w:color="0000ff"/>
-          <w:rFonts w:ascii="Charis SIL Regular" w:hAnsi="Charis SIL Regular" w:eastAsia="Charis SIL Regular"/>
-          <w:b w:val="0"/>
-          <w:i w:val="0"/>
-          <w:color w:val="000000"/>
-          <w:sz w:val="24"/>
-        </w:rPr>
-        <w:hyperlink r:id="rId9" w:history="1">
-          <w:r>
-            <w:rPr>
-              <w:rStyle w:val="Hyperlink"/>
-            </w:rPr>
-            <w:t>t</w:t>
-          </w:r>
-        </w:hyperlink>
-      </w:r>
-      <w:r>
-        <w:rPr>
-          <w:rFonts w:ascii="Charis SIL Regular" w:hAnsi="Charis SIL Regular" w:eastAsia="Charis SIL Regular"/>
-          <w:b w:val="0"/>
-          <w:i w:val="0"/>
-          <w:color w:val="000000"/>
-          <w:sz w:val="24"/>
-        </w:rPr>
-        <w:t xml:space="preserve">erdam. </w:t>
+        <w:t xml:space="preserve">naar Amsterdam. </w:t>
       </w:r>
       <w:r>
         <w:rPr>
@@ -530,7 +465,118 @@
           <w:color w:val="000000"/>
           <w:sz w:val="24"/>
         </w:rPr>
-        <w:t xml:space="preserve">Van Lier raakte echter ook geïnteresseerd in </w:t>
+        <w:t>Van Lier raakte ec</w:t>
+      </w:r>
+      <w:r>
+        <w:rPr>
+          <w:u w:val="single" w:color="0000ff"/>
+          <w:rFonts w:ascii="Charis SIL Regular" w:hAnsi="Charis SIL Regular" w:eastAsia="Charis SIL Regular"/>
+          <w:b w:val="0"/>
+          <w:i w:val="0"/>
+          <w:color w:val="000000"/>
+          <w:sz w:val="24"/>
+        </w:rPr>
+        <w:hyperlink r:id="rId11" w:history="1">
+          <w:r>
+            <w:rPr>
+              <w:rStyle w:val="Hyperlink"/>
+            </w:rPr>
+            <w:t xml:space="preserve">hter ook </w:t>
+          </w:r>
+        </w:hyperlink>
+      </w:r>
+      <w:r>
+        <w:rPr>
+          <w:u w:val="single" w:color="0000ff"/>
+          <w:rFonts w:ascii="Charis SIL Regular" w:hAnsi="Charis SIL Regular" w:eastAsia="Charis SIL Regular"/>
+          <w:b w:val="0"/>
+          <w:i w:val="0"/>
+          <w:color w:val="000000"/>
+          <w:sz w:val="24"/>
+        </w:rPr>
+        <w:hyperlink r:id="rId11" w:history="1">
+          <w:r>
+            <w:rPr>
+              <w:rStyle w:val="Hyperlink"/>
+            </w:rPr>
+            <w:t>g</w:t>
+          </w:r>
+        </w:hyperlink>
+      </w:r>
+      <w:r>
+        <w:rPr>
+          <w:u w:val="single" w:color="0000ff"/>
+          <w:rFonts w:ascii="Charis SIL Regular" w:hAnsi="Charis SIL Regular" w:eastAsia="Charis SIL Regular"/>
+          <w:b w:val="0"/>
+          <w:i w:val="0"/>
+          <w:color w:val="000000"/>
+          <w:sz w:val="24"/>
+        </w:rPr>
+        <w:hyperlink r:id="rId11" w:history="1">
+          <w:r>
+            <w:rPr>
+              <w:rStyle w:val="Hyperlink"/>
+            </w:rPr>
+            <w:t>eïnt</w:t>
+          </w:r>
+        </w:hyperlink>
+      </w:r>
+      <w:r>
+        <w:rPr>
+          <w:u w:val="single" w:color="0000ff"/>
+          <w:rFonts w:ascii="Charis SIL Regular" w:hAnsi="Charis SIL Regular" w:eastAsia="Charis SIL Regular"/>
+          <w:b w:val="0"/>
+          <w:i w:val="0"/>
+          <w:color w:val="000000"/>
+          <w:sz w:val="24"/>
+        </w:rPr>
+        <w:hyperlink r:id="rId11" w:history="1">
+          <w:r>
+            <w:rPr>
+              <w:rStyle w:val="Hyperlink"/>
+            </w:rPr>
+            <w:t>e</w:t>
+          </w:r>
+        </w:hyperlink>
+      </w:r>
+      <w:r>
+        <w:rPr>
+          <w:u w:val="single" w:color="0000ff"/>
+          <w:rFonts w:ascii="Charis SIL Regular" w:hAnsi="Charis SIL Regular" w:eastAsia="Charis SIL Regular"/>
+          <w:b w:val="0"/>
+          <w:i w:val="0"/>
+          <w:color w:val="000000"/>
+          <w:sz w:val="24"/>
+        </w:rPr>
+        <w:hyperlink r:id="rId11" w:history="1">
+          <w:r>
+            <w:rPr>
+              <w:rStyle w:val="Hyperlink"/>
+            </w:rPr>
+            <w:t>res</w:t>
+          </w:r>
+        </w:hyperlink>
+      </w:r>
+      <w:r>
+        <w:rPr>
+          <w:u w:val="single" w:color="0000ff"/>
+          <w:rFonts w:ascii="Charis SIL Regular" w:hAnsi="Charis SIL Regular" w:eastAsia="Charis SIL Regular"/>
+          <w:b w:val="0"/>
+          <w:i w:val="0"/>
+          <w:color w:val="000000"/>
+          <w:sz w:val="24"/>
+        </w:rPr>
+        <w:t>s</w:t>
+      </w:r>
+      <w:r>
+        <w:rPr>
+          <w:rFonts w:ascii="Charis SIL Regular" w:hAnsi="Charis SIL Regular" w:eastAsia="Charis SIL Regular"/>
+          <w:b w:val="0"/>
+          <w:i w:val="0"/>
+          <w:color w:val="000000"/>
+          <w:sz w:val="24"/>
+        </w:rPr>
+        <w:t xml:space="preserve">eerd in </w:t>
       </w:r>
       <w:r>
         <w:rPr>
@@ -588,7 +634,7 @@
           <w:sz w:val="24"/>
           <w:u w:val="single"/>
         </w:rPr>
-        <w:hyperlink r:id="rId13" w:history="1">
+        <w:hyperlink r:id="rId12" w:history="1">
           <w:r>
             <w:rPr>
               <w:rStyle w:val="Hyperlink"/>
@@ -599,6 +645,7 @@
       </w:r>
       <w:r>
         <w:rPr>
+          <w:u w:val="single" w:color="0000ff"/>
           <w:rFonts w:ascii="Charis SIL Regular" w:hAnsi="Charis SIL Regular" w:eastAsia="Charis SIL Regular"/>
           <w:b w:val="0"/>
           <w:i w:val="0"/>
@@ -616,7 +663,7 @@
           <w:sz w:val="24"/>
           <w:u w:val="single"/>
         </w:rPr>
-        <w:hyperlink r:id="rId14" w:history="1">
+        <w:hyperlink r:id="rId12" w:history="1">
           <w:r>
             <w:rPr>
               <w:rStyle w:val="Hyperlink"/>
@@ -634,7 +681,7 @@
           <w:sz w:val="24"/>
           <w:u w:val="single"/>
         </w:rPr>
-        <w:hyperlink r:id="rId14" w:history="1">
+        <w:hyperlink r:id="rId12" w:history="1">
           <w:r>
             <w:rPr>
               <w:rStyle w:val="Hyperlink"/>
@@ -652,7 +699,7 @@
           <w:sz w:val="24"/>
           <w:u w:val="single"/>
         </w:rPr>
-        <w:hyperlink r:id="rId14" w:history="1">
+        <w:hyperlink r:id="rId12" w:history="1">
           <w:r>
             <w:rPr>
               <w:rStyle w:val="Hyperlink"/>
@@ -778,8 +825,9 @@
           <w:i w:val="0"/>
           <w:color w:val="0000FF"/>
           <w:sz w:val="24"/>
-        </w:rPr>
-        <w:hyperlink r:id="rId15" w:history="1">
+          <w:u w:val="single"/>
+        </w:rPr>
+        <w:hyperlink r:id="rId14" w:history="1">
           <w:r>
             <w:rPr>
               <w:rStyle w:val="Hyperlink"/>
@@ -797,7 +845,7 @@
           <w:sz w:val="24"/>
           <w:u w:val="single"/>
         </w:rPr>
-        <w:hyperlink r:id="rId14" w:history="1">
+        <w:hyperlink r:id="rId15" w:history="1">
           <w:r>
             <w:rPr>
               <w:rStyle w:val="Hyperlink"/>
@@ -826,7 +874,7 @@
           <w:sz w:val="24"/>
           <w:u w:val="single"/>
         </w:rPr>
-        <w:hyperlink r:id="rId14" w:history="1">
+        <w:hyperlink r:id="rId15" w:history="1">
           <w:r>
             <w:rPr>
               <w:rStyle w:val="Hyperlink"/>
@@ -844,7 +892,7 @@
           <w:sz w:val="24"/>
           <w:u w:val="single"/>
         </w:rPr>
-        <w:hyperlink r:id="rId15" w:history="1">
+        <w:hyperlink r:id="rId14" w:history="1">
           <w:r>
             <w:rPr>
               <w:rStyle w:val="Hyperlink"/>
@@ -872,7 +920,7 @@
           <w:color w:val="000000"/>
           <w:sz w:val="24"/>
         </w:rPr>
-        <w:hyperlink r:id="rId15" w:history="1">
+        <w:hyperlink r:id="rId14" w:history="1">
           <w:r>
             <w:rPr>
               <w:rStyle w:val="Hyperlink"/>
@@ -890,7 +938,7 @@
           <w:sz w:val="24"/>
           <w:u w:val="single"/>
         </w:rPr>
-        <w:hyperlink r:id="rId15" w:history="1">
+        <w:hyperlink r:id="rId14" w:history="1">
           <w:r>
             <w:rPr>
               <w:rStyle w:val="Hyperlink"/>
@@ -908,7 +956,7 @@
           <w:sz w:val="24"/>
           <w:u w:val="single"/>
         </w:rPr>
-        <w:hyperlink r:id="rId15" w:history="1">
+        <w:hyperlink r:id="rId14" w:history="1">
           <w:r>
             <w:rPr>
               <w:rStyle w:val="Hyperlink"/>
@@ -926,7 +974,7 @@
           <w:sz w:val="24"/>
           <w:u w:val="single"/>
         </w:rPr>
-        <w:hyperlink r:id="rId15" w:history="1">
+        <w:hyperlink r:id="rId14" w:history="1">
           <w:r>
             <w:rPr>
               <w:rStyle w:val="Hyperlink"/>
@@ -955,7 +1003,7 @@
           <w:sz w:val="24"/>
           <w:u w:val="single"/>
         </w:rPr>
-        <w:hyperlink r:id="rId15" w:history="1">
+        <w:hyperlink r:id="rId14" w:history="1">
           <w:r>
             <w:rPr>
               <w:rStyle w:val="Hyperlink"/>
@@ -1046,7 +1094,7 @@
             <w:rPr>
               <w:rStyle w:val="Hyperlink"/>
             </w:rPr>
-            <w:t>etnografisc</w:t>
+            <w:t>etnografisch</w:t>
           </w:r>
         </w:hyperlink>
       </w:r>
@@ -1057,13 +1105,36 @@
           <w:i w:val="0"/>
           <w:color w:val="0000FF"/>
           <w:sz w:val="24"/>
+          <w:u w:val="single"/>
+        </w:rPr>
+        <w:t>e</w:t>
+      </w:r>
+      <w:r>
+        <w:rPr>
+          <w:rFonts w:ascii="Charis SIL Regular" w:hAnsi="Charis SIL Regular" w:eastAsia="Charis SIL Regular"/>
+          <w:b w:val="0"/>
+          <w:i w:val="0"/>
+          <w:color w:val="0000FF"/>
+          <w:sz w:val="24"/>
+          <w:u w:val="single"/>
+        </w:rPr>
+        <w:t xml:space="preserve"> </w:t>
+      </w:r>
+      <w:r>
+        <w:rPr>
+          <w:rFonts w:ascii="Charis SIL Regular" w:hAnsi="Charis SIL Regular" w:eastAsia="Charis SIL Regular"/>
+          <w:b w:val="0"/>
+          <w:i w:val="0"/>
+          <w:color w:val="0000FF"/>
+          <w:sz w:val="24"/>
+          <w:u w:val="single"/>
         </w:rPr>
         <w:hyperlink r:id="rId16" w:history="1">
           <w:r>
             <w:rPr>
               <w:rStyle w:val="Hyperlink"/>
             </w:rPr>
-            <w:t>h</w:t>
+            <w:t>voorwerpe</w:t>
           </w:r>
         </w:hyperlink>
       </w:r>
@@ -1075,36 +1146,7 @@
           <w:color w:val="0000FF"/>
           <w:sz w:val="24"/>
         </w:rPr>
-        <w:t>e</w:t>
-      </w:r>
-      <w:r>
-        <w:rPr>
-          <w:rFonts w:ascii="Charis SIL Regular" w:hAnsi="Charis SIL Regular" w:eastAsia="Charis SIL Regular"/>
-          <w:b w:val="0"/>
-          <w:i w:val="0"/>
-          <w:color w:val="0000FF"/>
-          <w:sz w:val="24"/>
-          <w:u w:val="single"/>
-        </w:rPr>
-        <w:t xml:space="preserve"> </w:t>
-      </w:r>
-      <w:r>
-        <w:rPr>
-          <w:rFonts w:ascii="Charis SIL Regular" w:hAnsi="Charis SIL Regular" w:eastAsia="Charis SIL Regular"/>
-          <w:b w:val="0"/>
-          <w:i w:val="0"/>
-          <w:color w:val="0000FF"/>
-          <w:sz w:val="24"/>
-          <w:u w:val="single"/>
-        </w:rPr>
-        <w:hyperlink r:id="rId16" w:history="1">
-          <w:r>
-            <w:rPr>
-              <w:rStyle w:val="Hyperlink"/>
-            </w:rPr>
-            <w:t>voorwerpen</w:t>
-          </w:r>
-        </w:hyperlink>
+        <w:t>n</w:t>
       </w:r>
       <w:r>
         <w:rPr>
@@ -1639,41 +1681,24 @@
       </w:r>
       <w:r>
         <w:rPr>
+          <w:u w:val="single" w:color="0000ff"/>
           <w:rFonts w:ascii="Charis SIL Regular" w:hAnsi="Charis SIL Regular" w:eastAsia="Charis SIL Regular"/>
           <w:b w:val="0"/>
           <w:i w:val="0"/>
           <w:color w:val="000000"/>
           <w:sz w:val="24"/>
         </w:rPr>
-        <w:hyperlink r:id="rId21" w:history="1">
-          <w:r>
-            <w:rPr>
-              <w:rStyle w:val="Hyperlink"/>
-            </w:rPr>
-            <w:t>s</w:t>
-          </w:r>
-        </w:hyperlink>
-      </w:r>
-      <w:r>
-        <w:rPr>
-          <w:u w:val="single" w:color="0000ff"/>
+        <w:t>s</w:t>
+      </w:r>
+      <w:r>
+        <w:rPr>
           <w:rFonts w:ascii="Charis SIL Regular" w:hAnsi="Charis SIL Regular" w:eastAsia="Charis SIL Regular"/>
           <w:b w:val="0"/>
           <w:i w:val="0"/>
           <w:color w:val="000000"/>
           <w:sz w:val="24"/>
         </w:rPr>
-        <w:t>c</w:t>
-      </w:r>
-      <w:r>
-        <w:rPr>
-          <w:rFonts w:ascii="Charis SIL Regular" w:hAnsi="Charis SIL Regular" w:eastAsia="Charis SIL Regular"/>
-          <w:b w:val="0"/>
-          <w:i w:val="0"/>
-          <w:color w:val="000000"/>
-          <w:sz w:val="24"/>
-        </w:rPr>
-        <w:t xml:space="preserve">he </w:t>
+        <w:t xml:space="preserve">che </w:t>
       </w:r>
       <w:r>
         <w:rPr>
@@ -2201,13 +2226,32 @@
       </w:r>
       <w:r>
         <w:rPr>
+          <w:u w:val="single" w:color="0000ff"/>
           <w:rFonts w:ascii="Charis SIL Regular" w:hAnsi="Charis SIL Regular" w:eastAsia="Charis SIL Regular"/>
           <w:b w:val="0"/>
           <w:i w:val="0"/>
           <w:color w:val="000000"/>
           <w:sz w:val="24"/>
         </w:rPr>
-        <w:t xml:space="preserve">naar </w:t>
+        <w:hyperlink r:id="rId25" w:history="1">
+          <w:r>
+            <w:rPr>
+              <w:rStyle w:val="Hyperlink"/>
+            </w:rPr>
+            <w:t>naar</w:t>
+          </w:r>
+        </w:hyperlink>
+      </w:r>
+      <w:r>
+        <w:rPr>
+          <w:u w:val="single" w:color="0000ff"/>
+          <w:rFonts w:ascii="Charis SIL Regular" w:hAnsi="Charis SIL Regular" w:eastAsia="Charis SIL Regular"/>
+          <w:b w:val="0"/>
+          <w:i w:val="0"/>
+          <w:color w:val="000000"/>
+          <w:sz w:val="24"/>
+        </w:rPr>
+        <w:t xml:space="preserve"> </w:t>
       </w:r>
       <w:r>
         <w:rPr>
@@ -3798,7 +3842,6 @@
           <w:i w:val="0"/>
           <w:color w:val="0000FF"/>
           <w:sz w:val="24"/>
-          <w:u w:val="single"/>
         </w:rPr>
         <w:hyperlink r:id="rId35" w:history="1">
           <w:r>
@@ -3964,14 +4007,7 @@
           <w:color w:val="000000"/>
           <w:sz w:val="24"/>
         </w:rPr>
-        <w:hyperlink r:id="rId35" w:history="1">
-          <w:r>
-            <w:rPr>
-              <w:rStyle w:val="Hyperlink"/>
-            </w:rPr>
-            <w:t xml:space="preserve"> i</w:t>
-          </w:r>
-        </w:hyperlink>
+        <w:t xml:space="preserve"> i</w:t>
       </w:r>
       <w:r>
         <w:rPr>
@@ -4811,7 +4847,7 @@
           <w:sz w:val="24"/>
           <w:u w:val="single"/>
         </w:rPr>
-        <w:hyperlink r:id="rId39" w:history="1">
+        <w:hyperlink r:id="rId40" w:history="1">
           <w:r>
             <w:rPr>
               <w:rStyle w:val="Hyperlink"/>
@@ -4829,7 +4865,7 @@
           <w:sz w:val="24"/>
           <w:u w:val="single"/>
         </w:rPr>
-        <w:hyperlink r:id="rId39" w:history="1">
+        <w:hyperlink r:id="rId40" w:history="1">
           <w:r>
             <w:rPr>
               <w:rStyle w:val="Hyperlink"/>
@@ -4840,6 +4876,7 @@
       </w:r>
       <w:r>
         <w:rPr>
+          <w:u w:val="single" w:color="0000ff"/>
           <w:rFonts w:ascii="Charis SIL Regular" w:hAnsi="Charis SIL Regular" w:eastAsia="Charis SIL Regular"/>
           <w:b w:val="0"/>
           <w:i w:val="0"/>
@@ -4864,7 +4901,7 @@
           <w:sz w:val="24"/>
           <w:u w:val="single"/>
         </w:rPr>
-        <w:hyperlink r:id="rId39" w:history="1">
+        <w:hyperlink r:id="rId41" w:history="1">
           <w:r>
             <w:rPr>
               <w:rStyle w:val="Hyperlink"/>
@@ -4911,7 +4948,7 @@
           <w:sz w:val="24"/>
           <w:u w:val="single"/>
         </w:rPr>
-        <w:hyperlink r:id="rId41" w:history="1">
+        <w:hyperlink r:id="rId39" w:history="1">
           <w:r>
             <w:rPr>
               <w:rStyle w:val="Hyperlink"/>

--- a/EXPORTS/DOCX/published/niveau3/Dutch/KunsthandelVanLier.docx
+++ b/EXPORTS/DOCX/published/niveau3/Dutch/KunsthandelVanLier.docx
@@ -1094,7 +1094,7 @@
             <w:rPr>
               <w:rStyle w:val="Hyperlink"/>
             </w:rPr>
-            <w:t>etnografisch</w:t>
+            <w:t>etnografisc</w:t>
           </w:r>
         </w:hyperlink>
       </w:r>
@@ -1106,6 +1106,16 @@
           <w:color w:val="0000FF"/>
           <w:sz w:val="24"/>
           <w:u w:val="single"/>
+        </w:rPr>
+        <w:t>h</w:t>
+      </w:r>
+      <w:r>
+        <w:rPr>
+          <w:rFonts w:ascii="Charis SIL Regular" w:hAnsi="Charis SIL Regular" w:eastAsia="Charis SIL Regular"/>
+          <w:b w:val="0"/>
+          <w:i w:val="0"/>
+          <w:color w:val="0000FF"/>
+          <w:sz w:val="24"/>
         </w:rPr>
         <w:t>e</w:t>
       </w:r>
@@ -1134,19 +1144,9 @@
             <w:rPr>
               <w:rStyle w:val="Hyperlink"/>
             </w:rPr>
-            <w:t>voorwerpe</w:t>
+            <w:t>voorwerpen</w:t>
           </w:r>
         </w:hyperlink>
-      </w:r>
-      <w:r>
-        <w:rPr>
-          <w:rFonts w:ascii="Charis SIL Regular" w:hAnsi="Charis SIL Regular" w:eastAsia="Charis SIL Regular"/>
-          <w:b w:val="0"/>
-          <w:i w:val="0"/>
-          <w:color w:val="0000FF"/>
-          <w:sz w:val="24"/>
-        </w:rPr>
-        <w:t>n</w:t>
       </w:r>
       <w:r>
         <w:rPr>
@@ -1221,7 +1221,7 @@
           <w:sz w:val="24"/>
           <w:u w:val="single"/>
         </w:rPr>
-        <w:hyperlink r:id="rId13" w:history="1">
+        <w:hyperlink r:id="rId18" w:history="1">
           <w:r>
             <w:rPr>
               <w:rStyle w:val="Hyperlink"/>
@@ -1250,7 +1250,7 @@
           <w:sz w:val="24"/>
           <w:u w:val="single"/>
         </w:rPr>
-        <w:hyperlink r:id="rId13" w:history="1">
+        <w:hyperlink r:id="rId18" w:history="1">
           <w:r>
             <w:rPr>
               <w:rStyle w:val="Hyperlink"/>
@@ -1268,7 +1268,7 @@
           <w:sz w:val="24"/>
           <w:u w:val="single"/>
         </w:rPr>
-        <w:hyperlink r:id="rId13" w:history="1">
+        <w:hyperlink r:id="rId18" w:history="1">
           <w:r>
             <w:rPr>
               <w:rStyle w:val="Hyperlink"/>
@@ -1286,7 +1286,7 @@
           <w:sz w:val="24"/>
           <w:u w:val="single"/>
         </w:rPr>
-        <w:hyperlink r:id="rId13" w:history="1">
+        <w:hyperlink r:id="rId18" w:history="1">
           <w:r>
             <w:rPr>
               <w:rStyle w:val="Hyperlink"/>
@@ -1304,7 +1304,7 @@
           <w:sz w:val="24"/>
           <w:u w:val="single"/>
         </w:rPr>
-        <w:hyperlink r:id="rId13" w:history="1">
+        <w:hyperlink r:id="rId18" w:history="1">
           <w:r>
             <w:rPr>
               <w:rStyle w:val="Hyperlink"/>
@@ -1315,49 +1315,13 @@
       </w:r>
       <w:r>
         <w:rPr>
-          <w:u w:val="single" w:color="0000ff"/>
           <w:rFonts w:ascii="Charis SIL Regular" w:hAnsi="Charis SIL Regular" w:eastAsia="Charis SIL Regular"/>
           <w:b w:val="0"/>
           <w:i w:val="0"/>
           <w:color w:val="000000"/>
           <w:sz w:val="24"/>
         </w:rPr>
-        <w:hyperlink r:id="rId13" w:history="1">
-          <w:r>
-            <w:rPr>
-              <w:rStyle w:val="Hyperlink"/>
-            </w:rPr>
-            <w:t>). D</w:t>
-          </w:r>
-        </w:hyperlink>
-      </w:r>
-      <w:r>
-        <w:rPr>
-          <w:rFonts w:ascii="Charis SIL Regular" w:hAnsi="Charis SIL Regular" w:eastAsia="Charis SIL Regular"/>
-          <w:b w:val="0"/>
-          <w:i w:val="0"/>
-          <w:color w:val="000000"/>
-          <w:sz w:val="24"/>
-        </w:rPr>
-        <w:t>eze</w:t>
-      </w:r>
-      <w:r>
-        <w:rPr>
-          <w:u w:val="single" w:color="0000ff"/>
-          <w:rFonts w:ascii="Charis SIL Regular" w:hAnsi="Charis SIL Regular" w:eastAsia="Charis SIL Regular"/>
-          <w:b w:val="0"/>
-          <w:i w:val="0"/>
-          <w:color w:val="000000"/>
-          <w:sz w:val="24"/>
-        </w:rPr>
-        <w:hyperlink r:id="rId16" w:history="1">
-          <w:r>
-            <w:rPr>
-              <w:rStyle w:val="Hyperlink"/>
-            </w:rPr>
-            <w:t xml:space="preserve"> werden verw</w:t>
-          </w:r>
-        </w:hyperlink>
+        <w:t>). Deze werden verw</w:t>
       </w:r>
       <w:r>
         <w:rPr>
@@ -1681,6 +1645,23 @@
       </w:r>
       <w:r>
         <w:rPr>
+          <w:rFonts w:ascii="Charis SIL Regular" w:hAnsi="Charis SIL Regular" w:eastAsia="Charis SIL Regular"/>
+          <w:b w:val="0"/>
+          <w:i w:val="0"/>
+          <w:color w:val="000000"/>
+          <w:sz w:val="24"/>
+        </w:rPr>
+        <w:hyperlink r:id="rId21" w:history="1">
+          <w:r>
+            <w:rPr>
+              <w:rStyle w:val="Hyperlink"/>
+            </w:rPr>
+            <w:t>s</w:t>
+          </w:r>
+        </w:hyperlink>
+      </w:r>
+      <w:r>
+        <w:rPr>
           <w:u w:val="single" w:color="0000ff"/>
           <w:rFonts w:ascii="Charis SIL Regular" w:hAnsi="Charis SIL Regular" w:eastAsia="Charis SIL Regular"/>
           <w:b w:val="0"/>
@@ -1688,7 +1669,7 @@
           <w:color w:val="000000"/>
           <w:sz w:val="24"/>
         </w:rPr>
-        <w:t>s</w:t>
+        <w:t>c</w:t>
       </w:r>
       <w:r>
         <w:rPr>
@@ -1698,7 +1679,7 @@
           <w:color w:val="000000"/>
           <w:sz w:val="24"/>
         </w:rPr>
-        <w:t xml:space="preserve">che </w:t>
+        <w:t xml:space="preserve">he </w:t>
       </w:r>
       <w:r>
         <w:rPr>
@@ -3842,6 +3823,7 @@
           <w:i w:val="0"/>
           <w:color w:val="0000FF"/>
           <w:sz w:val="24"/>
+          <w:u w:val="single"/>
         </w:rPr>
         <w:hyperlink r:id="rId35" w:history="1">
           <w:r>
@@ -3861,7 +3843,7 @@
           <w:sz w:val="24"/>
           <w:u w:val="single"/>
         </w:rPr>
-        <w:hyperlink r:id="rId35" w:history="1">
+        <w:hyperlink r:id="rId34" w:history="1">
           <w:r>
             <w:rPr>
               <w:rStyle w:val="Hyperlink"/>
@@ -3971,14 +3953,7 @@
           <w:sz w:val="24"/>
           <w:u w:val="single"/>
         </w:rPr>
-        <w:hyperlink r:id="rId36" w:history="1">
-          <w:r>
-            <w:rPr>
-              <w:rStyle w:val="Hyperlink"/>
-            </w:rPr>
-            <w:t>restitutiev</w:t>
-          </w:r>
-        </w:hyperlink>
+        <w:t>restitutiev</w:t>
       </w:r>
       <w:r>
         <w:rPr>
@@ -3989,7 +3964,7 @@
           <w:sz w:val="24"/>
           <w:u w:val="single"/>
         </w:rPr>
-        <w:hyperlink r:id="rId36" w:history="1">
+        <w:hyperlink r:id="rId35" w:history="1">
           <w:r>
             <w:rPr>
               <w:rStyle w:val="Hyperlink"/>
@@ -4007,7 +3982,14 @@
           <w:color w:val="000000"/>
           <w:sz w:val="24"/>
         </w:rPr>
-        <w:t xml:space="preserve"> i</w:t>
+        <w:hyperlink r:id="rId35" w:history="1">
+          <w:r>
+            <w:rPr>
+              <w:rStyle w:val="Hyperlink"/>
+            </w:rPr>
+            <w:t xml:space="preserve"> i</w:t>
+          </w:r>
+        </w:hyperlink>
       </w:r>
       <w:r>
         <w:rPr>
@@ -4865,7 +4847,7 @@
           <w:sz w:val="24"/>
           <w:u w:val="single"/>
         </w:rPr>
-        <w:hyperlink r:id="rId40" w:history="1">
+        <w:hyperlink r:id="rId39" w:history="1">
           <w:r>
             <w:rPr>
               <w:rStyle w:val="Hyperlink"/>
@@ -4901,7 +4883,7 @@
           <w:sz w:val="24"/>
           <w:u w:val="single"/>
         </w:rPr>
-        <w:hyperlink r:id="rId41" w:history="1">
+        <w:hyperlink r:id="rId39" w:history="1">
           <w:r>
             <w:rPr>
               <w:rStyle w:val="Hyperlink"/>
@@ -4930,7 +4912,7 @@
           <w:sz w:val="24"/>
           <w:u w:val="single"/>
         </w:rPr>
-        <w:hyperlink r:id="rId41" w:history="1">
+        <w:hyperlink r:id="rId39" w:history="1">
           <w:r>
             <w:rPr>
               <w:rStyle w:val="Hyperlink"/>
